--- a/work2/Confronti.docx
+++ b/work2/Confronti.docx
@@ -743,8 +743,13 @@
         <w:pStyle w:val="Titolo"/>
       </w:pPr>
       <w:r>
-        <w:t>Classe HSLColor</w:t>
-      </w:r>
+        <w:t xml:space="preserve">Classe </w:t>
+      </w:r>
+      <w:proofErr w:type="spellStart"/>
+      <w:r>
+        <w:t>HSLColor</w:t>
+      </w:r>
+      <w:proofErr w:type="spellEnd"/>
     </w:p>
     <w:p/>
     <w:p>
@@ -752,8 +757,13 @@
         <w:pStyle w:val="Titolo"/>
       </w:pPr>
       <w:r>
-        <w:t>Classe OutputFormat</w:t>
-      </w:r>
+        <w:t xml:space="preserve">Classe </w:t>
+      </w:r>
+      <w:proofErr w:type="spellStart"/>
+      <w:r>
+        <w:t>OutputFormat</w:t>
+      </w:r>
+      <w:proofErr w:type="spellEnd"/>
     </w:p>
     <w:tbl>
       <w:tblPr>
@@ -1157,10 +1167,7 @@
               <w:jc w:val="center"/>
             </w:pPr>
             <w:r>
-              <w:t xml:space="preserve">71 </w:t>
-            </w:r>
-            <w:r>
-              <w:t>%</w:t>
+              <w:t>71 %</w:t>
             </w:r>
           </w:p>
         </w:tc>
@@ -1178,10 +1185,7 @@
               <w:jc w:val="center"/>
             </w:pPr>
             <w:r>
-              <w:t xml:space="preserve">91 </w:t>
-            </w:r>
-            <w:r>
-              <w:t>%</w:t>
+              <w:t>91 %</w:t>
             </w:r>
           </w:p>
         </w:tc>
@@ -1198,10 +1202,7 @@
               <w:jc w:val="center"/>
             </w:pPr>
             <w:r>
-              <w:t xml:space="preserve">91 </w:t>
-            </w:r>
-            <w:r>
-              <w:t>%</w:t>
+              <w:t>91 %</w:t>
             </w:r>
           </w:p>
         </w:tc>
@@ -1218,10 +1219,7 @@
               <w:jc w:val="center"/>
             </w:pPr>
             <w:r>
-              <w:t xml:space="preserve">84 </w:t>
-            </w:r>
-            <w:r>
-              <w:t>%</w:t>
+              <w:t>84 %</w:t>
             </w:r>
           </w:p>
         </w:tc>
@@ -1414,13 +1412,7 @@
               <w:jc w:val="center"/>
             </w:pPr>
             <w:r>
-              <w:t>66</w:t>
-            </w:r>
-            <w:r>
-              <w:t xml:space="preserve"> </w:t>
-            </w:r>
-            <w:r>
-              <w:t>%</w:t>
+              <w:t>66 %</w:t>
             </w:r>
           </w:p>
         </w:tc>
@@ -1438,13 +1430,7 @@
               <w:jc w:val="center"/>
             </w:pPr>
             <w:r>
-              <w:t>9</w:t>
-            </w:r>
-            <w:r>
-              <w:t xml:space="preserve">1 </w:t>
-            </w:r>
-            <w:r>
-              <w:t>%</w:t>
+              <w:t>91 %</w:t>
             </w:r>
           </w:p>
         </w:tc>
@@ -1461,13 +1447,7 @@
               <w:jc w:val="center"/>
             </w:pPr>
             <w:r>
-              <w:t>9</w:t>
-            </w:r>
-            <w:r>
-              <w:t xml:space="preserve">1 </w:t>
-            </w:r>
-            <w:r>
-              <w:t>%</w:t>
+              <w:t>91 %</w:t>
             </w:r>
           </w:p>
           <w:p/>
@@ -1485,10 +1465,7 @@
               <w:jc w:val="center"/>
             </w:pPr>
             <w:r>
-              <w:t xml:space="preserve">87 </w:t>
-            </w:r>
-            <w:r>
-              <w:t>%</w:t>
+              <w:t>87 %</w:t>
             </w:r>
           </w:p>
         </w:tc>
@@ -1984,10 +1961,7 @@
               <w:jc w:val="center"/>
             </w:pPr>
             <w:r>
-              <w:t>83</w:t>
-            </w:r>
-            <w:r>
-              <w:t xml:space="preserve"> %</w:t>
+              <w:t>83 %</w:t>
             </w:r>
           </w:p>
         </w:tc>
@@ -2005,13 +1979,7 @@
               <w:jc w:val="center"/>
             </w:pPr>
             <w:r>
-              <w:t>9</w:t>
-            </w:r>
-            <w:r>
-              <w:t>8</w:t>
-            </w:r>
-            <w:r>
-              <w:t xml:space="preserve"> %</w:t>
+              <w:t>98 %</w:t>
             </w:r>
           </w:p>
         </w:tc>
@@ -2028,10 +1996,7 @@
               <w:jc w:val="center"/>
             </w:pPr>
             <w:r>
-              <w:t>100</w:t>
-            </w:r>
-            <w:r>
-              <w:t xml:space="preserve"> %</w:t>
+              <w:t>100 %</w:t>
             </w:r>
           </w:p>
         </w:tc>
@@ -2047,10 +2012,7 @@
               <w:jc w:val="center"/>
             </w:pPr>
             <w:r>
-              <w:t>90</w:t>
-            </w:r>
-            <w:r>
-              <w:t xml:space="preserve"> %</w:t>
+              <w:t>90 %</w:t>
             </w:r>
           </w:p>
         </w:tc>
@@ -2172,10 +2134,7 @@
               <w:jc w:val="center"/>
             </w:pPr>
             <w:r>
-              <w:t>56</w:t>
-            </w:r>
-            <w:r>
-              <w:t xml:space="preserve"> %</w:t>
+              <w:t>56 %</w:t>
             </w:r>
           </w:p>
         </w:tc>
@@ -2193,13 +2152,7 @@
               <w:jc w:val="center"/>
             </w:pPr>
             <w:r>
-              <w:t>9</w:t>
-            </w:r>
-            <w:r>
-              <w:t>5</w:t>
-            </w:r>
-            <w:r>
-              <w:t xml:space="preserve"> %</w:t>
+              <w:t>95 %</w:t>
             </w:r>
           </w:p>
         </w:tc>
@@ -2216,10 +2169,7 @@
               <w:jc w:val="center"/>
             </w:pPr>
             <w:r>
-              <w:t>100</w:t>
-            </w:r>
-            <w:r>
-              <w:t xml:space="preserve"> %</w:t>
+              <w:t>100 %</w:t>
             </w:r>
           </w:p>
           <w:p/>
@@ -2236,13 +2186,7 @@
               <w:jc w:val="center"/>
             </w:pPr>
             <w:r>
-              <w:t>8</w:t>
-            </w:r>
-            <w:r>
-              <w:t>8</w:t>
-            </w:r>
-            <w:r>
-              <w:t xml:space="preserve"> %</w:t>
+              <w:t>88 %</w:t>
             </w:r>
           </w:p>
         </w:tc>
@@ -2589,14 +2533,7 @@
                 <w:sz w:val="20"/>
                 <w:szCs w:val="20"/>
               </w:rPr>
-              <w:t>Level 0</w:t>
-            </w:r>
-            <w:r>
-              <w:rPr>
-                <w:sz w:val="20"/>
-                <w:szCs w:val="20"/>
-              </w:rPr>
-              <w:t>3</w:t>
+              <w:t>Level 03</w:t>
             </w:r>
           </w:p>
         </w:tc>
@@ -3137,8 +3074,13 @@
       </w:pPr>
       <w:r>
         <w:lastRenderedPageBreak/>
-        <w:t>Classe TimeStamp</w:t>
-      </w:r>
+        <w:t xml:space="preserve">Classe </w:t>
+      </w:r>
+      <w:proofErr w:type="spellStart"/>
+      <w:r>
+        <w:t>TimeStamp</w:t>
+      </w:r>
+      <w:proofErr w:type="spellEnd"/>
     </w:p>
     <w:tbl>
       <w:tblPr>
@@ -3462,10 +3404,7 @@
               <w:jc w:val="center"/>
             </w:pPr>
             <w:r>
-              <w:t>98</w:t>
-            </w:r>
-            <w:r>
-              <w:t xml:space="preserve"> %</w:t>
+              <w:t>98 %</w:t>
             </w:r>
           </w:p>
         </w:tc>
@@ -3483,10 +3422,7 @@
               <w:jc w:val="center"/>
             </w:pPr>
             <w:r>
-              <w:t>100</w:t>
-            </w:r>
-            <w:r>
-              <w:t xml:space="preserve"> %</w:t>
+              <w:t>100 %</w:t>
             </w:r>
           </w:p>
         </w:tc>
@@ -3519,13 +3455,7 @@
               <w:jc w:val="center"/>
             </w:pPr>
             <w:r>
-              <w:t>9</w:t>
-            </w:r>
-            <w:r>
-              <w:t>7</w:t>
-            </w:r>
-            <w:r>
-              <w:t xml:space="preserve"> %</w:t>
+              <w:t>97 %</w:t>
             </w:r>
           </w:p>
         </w:tc>
@@ -3541,10 +3471,7 @@
               <w:jc w:val="center"/>
             </w:pPr>
             <w:r>
-              <w:t xml:space="preserve">99 </w:t>
-            </w:r>
-            <w:r>
-              <w:t>%</w:t>
+              <w:t>99 %</w:t>
             </w:r>
           </w:p>
         </w:tc>
@@ -3561,10 +3488,7 @@
               <w:jc w:val="center"/>
             </w:pPr>
             <w:r>
-              <w:t xml:space="preserve">95 </w:t>
-            </w:r>
-            <w:r>
-              <w:t>%</w:t>
+              <w:t>95 %</w:t>
             </w:r>
           </w:p>
         </w:tc>
@@ -3582,13 +3506,7 @@
               <w:jc w:val="center"/>
             </w:pPr>
             <w:r>
-              <w:t>100</w:t>
-            </w:r>
-            <w:r>
-              <w:t xml:space="preserve"> </w:t>
-            </w:r>
-            <w:r>
-              <w:t>%</w:t>
+              <w:t>100 %</w:t>
             </w:r>
           </w:p>
         </w:tc>
@@ -3605,13 +3523,7 @@
               <w:jc w:val="center"/>
             </w:pPr>
             <w:r>
-              <w:t>100</w:t>
-            </w:r>
-            <w:r>
-              <w:t xml:space="preserve"> </w:t>
-            </w:r>
-            <w:r>
-              <w:t>%</w:t>
+              <w:t>100 %</w:t>
             </w:r>
           </w:p>
         </w:tc>
@@ -3641,10 +3553,7 @@
               <w:jc w:val="center"/>
             </w:pPr>
             <w:r>
-              <w:t>100</w:t>
-            </w:r>
-            <w:r>
-              <w:t xml:space="preserve"> %</w:t>
+              <w:t>100 %</w:t>
             </w:r>
           </w:p>
         </w:tc>
@@ -3662,10 +3571,7 @@
               <w:jc w:val="center"/>
             </w:pPr>
             <w:r>
-              <w:t>100</w:t>
-            </w:r>
-            <w:r>
-              <w:t xml:space="preserve"> %</w:t>
+              <w:t>100 %</w:t>
             </w:r>
           </w:p>
         </w:tc>
@@ -3699,10 +3605,7 @@
               <w:jc w:val="center"/>
             </w:pPr>
             <w:r>
-              <w:t xml:space="preserve">97 </w:t>
-            </w:r>
-            <w:r>
-              <w:t>%</w:t>
+              <w:t>97 %</w:t>
             </w:r>
           </w:p>
         </w:tc>
@@ -3718,10 +3621,7 @@
               <w:jc w:val="center"/>
             </w:pPr>
             <w:r>
-              <w:t xml:space="preserve">90 </w:t>
-            </w:r>
-            <w:r>
-              <w:t>%</w:t>
+              <w:t>90 %</w:t>
             </w:r>
           </w:p>
         </w:tc>
@@ -3739,10 +3639,7 @@
               <w:jc w:val="center"/>
             </w:pPr>
             <w:r>
-              <w:t xml:space="preserve">73 </w:t>
-            </w:r>
-            <w:r>
-              <w:t>%</w:t>
+              <w:t>73 %</w:t>
             </w:r>
           </w:p>
         </w:tc>
@@ -3761,13 +3658,7 @@
               <w:jc w:val="center"/>
             </w:pPr>
             <w:r>
-              <w:t>100</w:t>
-            </w:r>
-            <w:r>
-              <w:t xml:space="preserve"> </w:t>
-            </w:r>
-            <w:r>
-              <w:t>%</w:t>
+              <w:t>100 %</w:t>
             </w:r>
           </w:p>
         </w:tc>
@@ -3785,10 +3676,7 @@
               <w:jc w:val="center"/>
             </w:pPr>
             <w:r>
-              <w:t xml:space="preserve">93 </w:t>
-            </w:r>
-            <w:r>
-              <w:t>%</w:t>
+              <w:t>93 %</w:t>
             </w:r>
           </w:p>
         </w:tc>
@@ -3801,6 +3689,237 @@
           <w:u w:val="single"/>
         </w:rPr>
       </w:pPr>
+    </w:p>
+    <w:p>
+      <w:pPr>
+        <w:rPr>
+          <w:u w:val="single"/>
+        </w:rPr>
+      </w:pPr>
+      <w:r>
+        <w:t>Per la classe Calcolatrice ho valutato 4 scenari diversi come fatto nel work1</w:t>
+      </w:r>
+      <w:r>
+        <w:t xml:space="preserve">, quindi </w:t>
+      </w:r>
+      <w:r>
+        <w:t xml:space="preserve">lo </w:t>
+      </w:r>
+      <w:r>
+        <w:t xml:space="preserve">scenario </w:t>
+      </w:r>
+      <w:r>
+        <w:t xml:space="preserve">originale </w:t>
+      </w:r>
+      <w:r>
+        <w:t xml:space="preserve">corrisponde ad avere </w:t>
+      </w:r>
+      <w:r>
+        <w:t xml:space="preserve">prima di ogni MUT una breve descrizione su cosa fa quel metodo e degli esempi su come si comporta il metodo in base a determinati input. </w:t>
+      </w:r>
+      <w:r>
+        <w:t xml:space="preserve">Lo scenario S1 ha solo il codice del MUT senza avere né descrizione di cosa fa quel metodo ne esempi di coppie input output. </w:t>
+      </w:r>
+      <w:r>
+        <w:t>Lo scenario S2 contiene solo la descrizione del metodo per ogni MUT senza esempi di coppie input output. Infine lo scenario S3 contiene</w:t>
+      </w:r>
+      <w:r>
+        <w:t xml:space="preserve"> solo descrizione ed esempi per ogni MUT, senza avere l</w:t>
+      </w:r>
+      <w:r>
+        <w:t>’implementazione del metodo stesso.</w:t>
+      </w:r>
+      <w:r>
+        <w:br/>
+      </w:r>
+      <w:r>
+        <w:br/>
+        <w:t xml:space="preserve">Per la classe FTPFile invece sono state aggiunte solo degli esempi di input </w:t>
+      </w:r>
+      <w:proofErr w:type="spellStart"/>
+      <w:r>
+        <w:t>ouptut</w:t>
+      </w:r>
+      <w:proofErr w:type="spellEnd"/>
+      <w:r>
+        <w:t xml:space="preserve"> sui metodi più complessi.</w:t>
+      </w:r>
+      <w:r>
+        <w:br/>
+      </w:r>
+      <w:r>
+        <w:br/>
+        <w:t>Tutte le altre classi invece sono originali</w:t>
+      </w:r>
+      <w:r>
+        <w:t>, ovvero non hanno subito nessuna modifica.</w:t>
+      </w:r>
+    </w:p>
+    <w:p/>
+    <w:p/>
+    <w:p/>
+    <w:p/>
+    <w:p/>
+    <w:p/>
+    <w:p/>
+    <w:p/>
+    <w:p/>
+    <w:p/>
+    <w:p/>
+    <w:p/>
+    <w:p/>
+    <w:p/>
+    <w:p/>
+    <w:p/>
+    <w:p/>
+    <w:p>
+      <w:r>
+        <w:lastRenderedPageBreak/>
+        <w:t xml:space="preserve">I risultati riguardo a </w:t>
+      </w:r>
+      <w:proofErr w:type="spellStart"/>
+      <w:r>
+        <w:t>branch</w:t>
+      </w:r>
+      <w:proofErr w:type="spellEnd"/>
+      <w:r>
+        <w:t xml:space="preserve"> e line coverage risultano essere molto migliori anche rispetto a quelli </w:t>
+      </w:r>
+      <w:r>
+        <w:t xml:space="preserve">che abbiamo riscontrato nelle prove fatte con i dataset </w:t>
+      </w:r>
+      <w:proofErr w:type="spellStart"/>
+      <w:r>
+        <w:t>HumanEval</w:t>
+      </w:r>
+      <w:proofErr w:type="spellEnd"/>
+      <w:r>
+        <w:t xml:space="preserve"> e (soprattutto) SF110 nel work1. </w:t>
+      </w:r>
+      <w:r>
+        <w:t>Questo potrebbe essere sicuramente dovuto al fatto che comunque i progetti all’interno del dataset SF110 erano molto complessi anche rispetto a queste classi c</w:t>
+      </w:r>
+      <w:r>
+        <w:t xml:space="preserve">he ho valutato adesso, infatti i vari metodi testati dei progetti del dataset SF110 </w:t>
+      </w:r>
+      <w:r>
+        <w:t xml:space="preserve">hanno molte dipendenze esterne </w:t>
+      </w:r>
+      <w:r>
+        <w:t xml:space="preserve">e se non viene fornito un contesto sufficiente per capire </w:t>
+      </w:r>
+      <w:r>
+        <w:t xml:space="preserve">come i metodi interagiscono con altre parti della classe stessa o del progetto in generale, allora diventa molto difficile generare </w:t>
+      </w:r>
+      <w:r>
+        <w:t>casi di test completi e corretti per l’LLM</w:t>
+      </w:r>
+      <w:r>
+        <w:t>.</w:t>
+      </w:r>
+      <w:r>
+        <w:t xml:space="preserve"> A</w:t>
+      </w:r>
+      <w:r>
+        <w:t xml:space="preserve"> dimostrazione della complessità maggiore dei progetti e le classi di SF110 rispetto a work2 ci sono anche i risultati di </w:t>
+      </w:r>
+      <w:proofErr w:type="spellStart"/>
+      <w:r>
+        <w:t>E</w:t>
+      </w:r>
+      <w:r>
+        <w:t>vosuite</w:t>
+      </w:r>
+      <w:proofErr w:type="spellEnd"/>
+      <w:r>
+        <w:t xml:space="preserve"> che per il </w:t>
+      </w:r>
+      <w:r>
+        <w:t>dataset SF110 non raggiungono neanche il 30%, mentre per le classi appena valutate i risultati sono molto migliori.</w:t>
+      </w:r>
+      <w:r>
+        <w:t xml:space="preserve"> Inoltre un minimo potrebbe aver influito anche il modello diverso che ho usato per la generazione rispetto a quelli usati nel work1</w:t>
+      </w:r>
+      <w:r>
+        <w:t xml:space="preserve">, come già spiegato alcuni modelli del work1 sono oggi deprecati oppure comunque vecchi se si pensa alla rapida evoluzione che stanno avendo gli LLM, </w:t>
+      </w:r>
+      <w:r>
+        <w:t>perciò sicuramente</w:t>
+      </w:r>
+      <w:r>
+        <w:t xml:space="preserve"> ci sono dei modelli migliori, quindi l’uso di GPT</w:t>
+      </w:r>
+      <w:r>
+        <w:t>-</w:t>
+      </w:r>
+      <w:r>
+        <w:t>4</w:t>
+      </w:r>
+      <w:r>
+        <w:t>o</w:t>
+      </w:r>
+      <w:r>
+        <w:t xml:space="preserve"> invece di codex o GPT3.5 penso che un minimo abbia inciso</w:t>
+      </w:r>
+      <w:r>
+        <w:t xml:space="preserve"> sul risultato finale, perché nella gran parte dei casi i test generati per queste 5 classi risultano essere addirittura migliori dei test</w:t>
+      </w:r>
+      <w:r>
+        <w:t xml:space="preserve"> generati per il dataset di </w:t>
+      </w:r>
+      <w:proofErr w:type="spellStart"/>
+      <w:r>
+        <w:t>HumanEval</w:t>
+      </w:r>
+      <w:proofErr w:type="spellEnd"/>
+      <w:r>
+        <w:t xml:space="preserve"> dove avevamo</w:t>
+      </w:r>
+      <w:r>
+        <w:t xml:space="preserve"> classi semplici che descrivevano problemi comuni di programmazione (quindi in teoria la generazione per quelle classi sarebbe dovut</w:t>
+      </w:r>
+      <w:r>
+        <w:t>a</w:t>
+      </w:r>
+      <w:r>
+        <w:t xml:space="preserve"> risultare in test migliori)</w:t>
+      </w:r>
+      <w:r>
+        <w:t xml:space="preserve">. Su quest’altro aspetto appena descritto penso che possa aver inciso anche la modifica che ho apportato al </w:t>
+      </w:r>
+      <w:proofErr w:type="spellStart"/>
+      <w:r>
+        <w:t>PromptGenerator</w:t>
+      </w:r>
+      <w:proofErr w:type="spellEnd"/>
+      <w:r>
+        <w:t xml:space="preserve"> che prima escludeva molti più metodi (ad esempio anche quelli che non avevano una “buona” </w:t>
+      </w:r>
+      <w:proofErr w:type="spellStart"/>
+      <w:r>
+        <w:t>JavaDoc</w:t>
+      </w:r>
+      <w:proofErr w:type="spellEnd"/>
+      <w:r>
+        <w:t>)</w:t>
+      </w:r>
+      <w:r>
+        <w:t xml:space="preserve">, io non ho tenuto conto di tutti questi aspetti e ho fatto in modo che il </w:t>
+      </w:r>
+      <w:proofErr w:type="spellStart"/>
+      <w:r>
+        <w:t>PromptGenerator</w:t>
+      </w:r>
+      <w:proofErr w:type="spellEnd"/>
+      <w:r>
+        <w:t xml:space="preserve"> facesse attenzione solo a </w:t>
+      </w:r>
+      <w:r>
+        <w:t>escludere i metodi non public da quelli da testare</w:t>
+      </w:r>
+      <w:r>
+        <w:t>.</w:t>
+      </w:r>
     </w:p>
     <w:sectPr>
       <w:pgSz w:w="11906" w:h="16838"/>

--- a/work2/Confronti.docx
+++ b/work2/Confronti.docx
@@ -14,12 +14,9 @@
         <w:gridCol w:w="1077"/>
         <w:gridCol w:w="992"/>
         <w:gridCol w:w="992"/>
-        <w:gridCol w:w="1162"/>
-        <w:gridCol w:w="885"/>
-        <w:gridCol w:w="597"/>
-        <w:gridCol w:w="597"/>
-        <w:gridCol w:w="708"/>
-        <w:gridCol w:w="1571"/>
+        <w:gridCol w:w="1843"/>
+        <w:gridCol w:w="1276"/>
+        <w:gridCol w:w="2401"/>
       </w:tblGrid>
       <w:tr>
         <w:tc>
@@ -47,7 +44,7 @@
         </w:tc>
         <w:tc>
           <w:tcPr>
-            <w:tcW w:w="1162" w:type="dxa"/>
+            <w:tcW w:w="1843" w:type="dxa"/>
             <w:shd w:val="clear" w:color="auto" w:fill="A6A6A6" w:themeFill="background1" w:themeFillShade="A6"/>
           </w:tcPr>
           <w:p>
@@ -58,8 +55,7 @@
         </w:tc>
         <w:tc>
           <w:tcPr>
-            <w:tcW w:w="2586" w:type="dxa"/>
-            <w:gridSpan w:val="4"/>
+            <w:tcW w:w="1276" w:type="dxa"/>
             <w:shd w:val="clear" w:color="auto" w:fill="A6A6A6" w:themeFill="background1" w:themeFillShade="A6"/>
           </w:tcPr>
           <w:p>
@@ -73,10 +69,13 @@
         </w:tc>
         <w:tc>
           <w:tcPr>
-            <w:tcW w:w="1571" w:type="dxa"/>
+            <w:tcW w:w="2401" w:type="dxa"/>
             <w:shd w:val="clear" w:color="auto" w:fill="A6A6A6" w:themeFill="background1" w:themeFillShade="A6"/>
           </w:tcPr>
           <w:p>
+            <w:pPr>
+              <w:jc w:val="center"/>
+            </w:pPr>
             <w:r>
               <w:t>Manual</w:t>
             </w:r>
@@ -169,7 +168,7 @@
         </w:tc>
         <w:tc>
           <w:tcPr>
-            <w:tcW w:w="1162" w:type="dxa"/>
+            <w:tcW w:w="1843" w:type="dxa"/>
             <w:tcBorders>
               <w:bottom w:val="single" w:sz="4" w:space="0" w:color="auto"/>
             </w:tcBorders>
@@ -194,7 +193,7 @@
         </w:tc>
         <w:tc>
           <w:tcPr>
-            <w:tcW w:w="885" w:type="dxa"/>
+            <w:tcW w:w="1276" w:type="dxa"/>
             <w:tcBorders>
               <w:bottom w:val="single" w:sz="4" w:space="0" w:color="auto"/>
             </w:tcBorders>
@@ -213,13 +212,13 @@
                 <w:sz w:val="20"/>
                 <w:szCs w:val="20"/>
               </w:rPr>
-              <w:t>original</w:t>
-            </w:r>
-          </w:p>
-        </w:tc>
-        <w:tc>
-          <w:tcPr>
-            <w:tcW w:w="567" w:type="dxa"/>
+              <w:t>GPT-4</w:t>
+            </w:r>
+          </w:p>
+        </w:tc>
+        <w:tc>
+          <w:tcPr>
+            <w:tcW w:w="2401" w:type="dxa"/>
             <w:tcBorders>
               <w:bottom w:val="single" w:sz="4" w:space="0" w:color="auto"/>
             </w:tcBorders>
@@ -233,81 +232,22 @@
                 <w:szCs w:val="20"/>
               </w:rPr>
             </w:pPr>
-            <w:r>
-              <w:rPr>
-                <w:sz w:val="20"/>
-                <w:szCs w:val="20"/>
-              </w:rPr>
-              <w:t>S1</w:t>
-            </w:r>
-          </w:p>
-        </w:tc>
-        <w:tc>
-          <w:tcPr>
-            <w:tcW w:w="571" w:type="dxa"/>
-            <w:tcBorders>
-              <w:bottom w:val="single" w:sz="4" w:space="0" w:color="auto"/>
-            </w:tcBorders>
-            <w:shd w:val="clear" w:color="auto" w:fill="D9D9D9" w:themeFill="background1" w:themeFillShade="D9"/>
-          </w:tcPr>
-          <w:p>
-            <w:pPr>
-              <w:jc w:val="center"/>
-              <w:rPr>
-                <w:sz w:val="20"/>
-                <w:szCs w:val="20"/>
-              </w:rPr>
-            </w:pPr>
-            <w:r>
-              <w:rPr>
-                <w:sz w:val="20"/>
-                <w:szCs w:val="20"/>
-              </w:rPr>
-              <w:t>S2</w:t>
-            </w:r>
-          </w:p>
-        </w:tc>
-        <w:tc>
-          <w:tcPr>
-            <w:tcW w:w="563" w:type="dxa"/>
-            <w:tcBorders>
-              <w:bottom w:val="single" w:sz="4" w:space="0" w:color="auto"/>
-            </w:tcBorders>
-            <w:shd w:val="clear" w:color="auto" w:fill="D9D9D9" w:themeFill="background1" w:themeFillShade="D9"/>
-          </w:tcPr>
-          <w:p>
-            <w:pPr>
-              <w:jc w:val="center"/>
-              <w:rPr>
-                <w:sz w:val="20"/>
-                <w:szCs w:val="20"/>
-              </w:rPr>
-            </w:pPr>
-            <w:r>
-              <w:rPr>
-                <w:sz w:val="20"/>
-                <w:szCs w:val="20"/>
-              </w:rPr>
-              <w:t>S3</w:t>
-            </w:r>
-          </w:p>
-        </w:tc>
-        <w:tc>
-          <w:tcPr>
-            <w:tcW w:w="1571" w:type="dxa"/>
-            <w:tcBorders>
-              <w:bottom w:val="single" w:sz="4" w:space="0" w:color="auto"/>
-            </w:tcBorders>
-            <w:shd w:val="clear" w:color="auto" w:fill="D9D9D9" w:themeFill="background1" w:themeFillShade="D9"/>
-          </w:tcPr>
-          <w:p>
-            <w:pPr>
-              <w:jc w:val="center"/>
-              <w:rPr>
-                <w:sz w:val="20"/>
-                <w:szCs w:val="20"/>
-              </w:rPr>
-            </w:pPr>
+            <w:proofErr w:type="spellStart"/>
+            <w:r>
+              <w:rPr>
+                <w:sz w:val="20"/>
+                <w:szCs w:val="20"/>
+              </w:rPr>
+              <w:t>Student</w:t>
+            </w:r>
+            <w:proofErr w:type="spellEnd"/>
+            <w:r>
+              <w:rPr>
+                <w:sz w:val="20"/>
+                <w:szCs w:val="20"/>
+              </w:rPr>
+              <w:t xml:space="preserve"> 1</w:t>
+            </w:r>
           </w:p>
         </w:tc>
       </w:tr>
@@ -336,13 +276,7 @@
               <w:jc w:val="center"/>
             </w:pPr>
             <w:r>
-              <w:t>86</w:t>
-            </w:r>
-            <w:r>
-              <w:t xml:space="preserve"> </w:t>
-            </w:r>
-            <w:r>
-              <w:t>%</w:t>
+              <w:t>86 %</w:t>
             </w:r>
           </w:p>
         </w:tc>
@@ -360,13 +294,7 @@
               <w:jc w:val="center"/>
             </w:pPr>
             <w:r>
-              <w:t>100</w:t>
-            </w:r>
-            <w:r>
-              <w:t xml:space="preserve"> </w:t>
-            </w:r>
-            <w:r>
-              <w:t>%</w:t>
+              <w:t>100 %</w:t>
             </w:r>
           </w:p>
         </w:tc>
@@ -383,19 +311,13 @@
               <w:jc w:val="center"/>
             </w:pPr>
             <w:r>
-              <w:t>100</w:t>
-            </w:r>
-            <w:r>
-              <w:t xml:space="preserve"> </w:t>
-            </w:r>
-            <w:r>
-              <w:t>%</w:t>
-            </w:r>
-          </w:p>
-        </w:tc>
-        <w:tc>
-          <w:tcPr>
-            <w:tcW w:w="1162" w:type="dxa"/>
+              <w:t>100 %</w:t>
+            </w:r>
+          </w:p>
+        </w:tc>
+        <w:tc>
+          <w:tcPr>
+            <w:tcW w:w="1843" w:type="dxa"/>
             <w:tcBorders>
               <w:bottom w:val="nil"/>
             </w:tcBorders>
@@ -405,111 +327,39 @@
               <w:jc w:val="center"/>
             </w:pPr>
             <w:r>
-              <w:t>100</w:t>
-            </w:r>
-            <w:r>
-              <w:t xml:space="preserve"> </w:t>
-            </w:r>
-            <w:r>
-              <w:t>%</w:t>
-            </w:r>
-          </w:p>
-        </w:tc>
-        <w:tc>
-          <w:tcPr>
-            <w:tcW w:w="885" w:type="dxa"/>
+              <w:t>100 %</w:t>
+            </w:r>
+          </w:p>
+        </w:tc>
+        <w:tc>
+          <w:tcPr>
+            <w:tcW w:w="1276" w:type="dxa"/>
             <w:tcBorders>
               <w:bottom w:val="nil"/>
-              <w:right w:val="nil"/>
-            </w:tcBorders>
-          </w:tcPr>
-          <w:p>
-            <w:pPr>
-              <w:jc w:val="center"/>
-            </w:pPr>
-            <w:r>
-              <w:t>100</w:t>
-            </w:r>
-            <w:r>
-              <w:t xml:space="preserve"> </w:t>
-            </w:r>
-            <w:r>
-              <w:t>%</w:t>
-            </w:r>
-          </w:p>
-        </w:tc>
-        <w:tc>
-          <w:tcPr>
-            <w:tcW w:w="567" w:type="dxa"/>
-            <w:tcBorders>
-              <w:left w:val="nil"/>
+            </w:tcBorders>
+          </w:tcPr>
+          <w:p>
+            <w:pPr>
+              <w:jc w:val="center"/>
+            </w:pPr>
+            <w:r>
+              <w:t>100 %</w:t>
+            </w:r>
+          </w:p>
+        </w:tc>
+        <w:tc>
+          <w:tcPr>
+            <w:tcW w:w="2401" w:type="dxa"/>
+            <w:tcBorders>
               <w:bottom w:val="nil"/>
-              <w:right w:val="nil"/>
-            </w:tcBorders>
-          </w:tcPr>
-          <w:p>
-            <w:pPr>
-              <w:jc w:val="center"/>
-            </w:pPr>
-            <w:r>
-              <w:t>95%</w:t>
-            </w:r>
-          </w:p>
-        </w:tc>
-        <w:tc>
-          <w:tcPr>
-            <w:tcW w:w="571" w:type="dxa"/>
-            <w:tcBorders>
-              <w:left w:val="nil"/>
-              <w:bottom w:val="nil"/>
-              <w:right w:val="nil"/>
-            </w:tcBorders>
-          </w:tcPr>
-          <w:p>
-            <w:pPr>
-              <w:jc w:val="center"/>
-            </w:pPr>
-            <w:r>
-              <w:t>95%</w:t>
-            </w:r>
-          </w:p>
-        </w:tc>
-        <w:tc>
-          <w:tcPr>
-            <w:tcW w:w="563" w:type="dxa"/>
-            <w:tcBorders>
-              <w:left w:val="nil"/>
-              <w:bottom w:val="nil"/>
-            </w:tcBorders>
-          </w:tcPr>
-          <w:p>
-            <w:pPr>
-              <w:jc w:val="center"/>
-            </w:pPr>
-            <w:r>
-              <w:t>100%</w:t>
-            </w:r>
-          </w:p>
-        </w:tc>
-        <w:tc>
-          <w:tcPr>
-            <w:tcW w:w="1571" w:type="dxa"/>
-            <w:tcBorders>
-              <w:bottom w:val="nil"/>
-            </w:tcBorders>
-          </w:tcPr>
-          <w:p>
-            <w:pPr>
-              <w:jc w:val="center"/>
-            </w:pPr>
-            <w:r>
-              <w:t>85</w:t>
-            </w:r>
-            <w:r>
-              <w:t xml:space="preserve"> </w:t>
-            </w:r>
-            <w:r>
-              <w:t>%</w:t>
+            </w:tcBorders>
+          </w:tcPr>
+          <w:p>
+            <w:pPr>
+              <w:jc w:val="center"/>
+            </w:pPr>
+            <w:r>
+              <w:t>85 %</w:t>
             </w:r>
           </w:p>
         </w:tc>
@@ -521,8 +371,13 @@
             <w:shd w:val="pct40" w:color="auto" w:fill="auto"/>
           </w:tcPr>
           <w:p>
-            <w:r>
-              <w:t>Branch Coverage</w:t>
+            <w:proofErr w:type="spellStart"/>
+            <w:r>
+              <w:t>Branch</w:t>
+            </w:r>
+            <w:proofErr w:type="spellEnd"/>
+            <w:r>
+              <w:t xml:space="preserve"> Coverage</w:t>
             </w:r>
           </w:p>
         </w:tc>
@@ -539,13 +394,7 @@
               <w:jc w:val="center"/>
             </w:pPr>
             <w:r>
-              <w:t>78</w:t>
-            </w:r>
-            <w:r>
-              <w:t xml:space="preserve"> </w:t>
-            </w:r>
-            <w:r>
-              <w:t>%</w:t>
+              <w:t>78 %</w:t>
             </w:r>
           </w:p>
         </w:tc>
@@ -563,13 +412,7 @@
               <w:jc w:val="center"/>
             </w:pPr>
             <w:r>
-              <w:t>92</w:t>
-            </w:r>
-            <w:r>
-              <w:t xml:space="preserve"> </w:t>
-            </w:r>
-            <w:r>
-              <w:t>%</w:t>
+              <w:t>92 %</w:t>
             </w:r>
           </w:p>
         </w:tc>
@@ -586,20 +429,14 @@
               <w:jc w:val="center"/>
             </w:pPr>
             <w:r>
-              <w:t>100</w:t>
-            </w:r>
-            <w:r>
-              <w:t xml:space="preserve"> </w:t>
-            </w:r>
-            <w:r>
-              <w:t>%</w:t>
+              <w:t>100 %</w:t>
             </w:r>
           </w:p>
           <w:p/>
         </w:tc>
         <w:tc>
           <w:tcPr>
-            <w:tcW w:w="1162" w:type="dxa"/>
+            <w:tcW w:w="1843" w:type="dxa"/>
             <w:tcBorders>
               <w:top w:val="nil"/>
             </w:tcBorders>
@@ -609,111 +446,39 @@
               <w:jc w:val="center"/>
             </w:pPr>
             <w:r>
-              <w:t>100</w:t>
-            </w:r>
-            <w:r>
-              <w:t xml:space="preserve"> </w:t>
-            </w:r>
-            <w:r>
-              <w:t>%</w:t>
-            </w:r>
-          </w:p>
-        </w:tc>
-        <w:tc>
-          <w:tcPr>
-            <w:tcW w:w="885" w:type="dxa"/>
+              <w:t>100 %</w:t>
+            </w:r>
+          </w:p>
+        </w:tc>
+        <w:tc>
+          <w:tcPr>
+            <w:tcW w:w="1276" w:type="dxa"/>
             <w:tcBorders>
               <w:top w:val="nil"/>
-              <w:right w:val="nil"/>
-            </w:tcBorders>
-          </w:tcPr>
-          <w:p>
-            <w:pPr>
-              <w:jc w:val="center"/>
-            </w:pPr>
-            <w:r>
-              <w:t>100</w:t>
-            </w:r>
-            <w:r>
-              <w:t xml:space="preserve"> </w:t>
-            </w:r>
-            <w:r>
-              <w:t>%</w:t>
-            </w:r>
-          </w:p>
-        </w:tc>
-        <w:tc>
-          <w:tcPr>
-            <w:tcW w:w="567" w:type="dxa"/>
+            </w:tcBorders>
+          </w:tcPr>
+          <w:p>
+            <w:pPr>
+              <w:jc w:val="center"/>
+            </w:pPr>
+            <w:r>
+              <w:t>100 %</w:t>
+            </w:r>
+          </w:p>
+        </w:tc>
+        <w:tc>
+          <w:tcPr>
+            <w:tcW w:w="2401" w:type="dxa"/>
             <w:tcBorders>
               <w:top w:val="nil"/>
-              <w:left w:val="nil"/>
-              <w:right w:val="nil"/>
-            </w:tcBorders>
-          </w:tcPr>
-          <w:p>
-            <w:pPr>
-              <w:jc w:val="center"/>
-            </w:pPr>
-            <w:r>
-              <w:t>90%</w:t>
-            </w:r>
-          </w:p>
-        </w:tc>
-        <w:tc>
-          <w:tcPr>
-            <w:tcW w:w="571" w:type="dxa"/>
-            <w:tcBorders>
-              <w:top w:val="nil"/>
-              <w:left w:val="nil"/>
-              <w:right w:val="nil"/>
-            </w:tcBorders>
-          </w:tcPr>
-          <w:p>
-            <w:pPr>
-              <w:jc w:val="center"/>
-            </w:pPr>
-            <w:r>
-              <w:t>90%</w:t>
-            </w:r>
-          </w:p>
-        </w:tc>
-        <w:tc>
-          <w:tcPr>
-            <w:tcW w:w="563" w:type="dxa"/>
-            <w:tcBorders>
-              <w:top w:val="nil"/>
-              <w:left w:val="nil"/>
-            </w:tcBorders>
-          </w:tcPr>
-          <w:p>
-            <w:pPr>
-              <w:jc w:val="center"/>
-            </w:pPr>
-            <w:r>
-              <w:t>100%</w:t>
-            </w:r>
-          </w:p>
-        </w:tc>
-        <w:tc>
-          <w:tcPr>
-            <w:tcW w:w="1571" w:type="dxa"/>
-            <w:tcBorders>
-              <w:top w:val="nil"/>
-            </w:tcBorders>
-          </w:tcPr>
-          <w:p>
-            <w:pPr>
-              <w:jc w:val="center"/>
-            </w:pPr>
-            <w:r>
-              <w:t>100</w:t>
-            </w:r>
-            <w:r>
-              <w:t xml:space="preserve"> </w:t>
-            </w:r>
-            <w:r>
-              <w:t>%</w:t>
+            </w:tcBorders>
+          </w:tcPr>
+          <w:p>
+            <w:pPr>
+              <w:jc w:val="center"/>
+            </w:pPr>
+            <w:r>
+              <w:t>100 %</w:t>
             </w:r>
           </w:p>
         </w:tc>
@@ -3682,79 +3447,6 @@
         </w:tc>
       </w:tr>
     </w:tbl>
-    <w:p>
-      <w:pPr>
-        <w:pStyle w:val="Titolo"/>
-        <w:rPr>
-          <w:u w:val="single"/>
-        </w:rPr>
-      </w:pPr>
-    </w:p>
-    <w:p>
-      <w:pPr>
-        <w:rPr>
-          <w:u w:val="single"/>
-        </w:rPr>
-      </w:pPr>
-      <w:r>
-        <w:t>Per la classe Calcolatrice ho valutato 4 scenari diversi come fatto nel work1</w:t>
-      </w:r>
-      <w:r>
-        <w:t xml:space="preserve">, quindi </w:t>
-      </w:r>
-      <w:r>
-        <w:t xml:space="preserve">lo </w:t>
-      </w:r>
-      <w:r>
-        <w:t xml:space="preserve">scenario </w:t>
-      </w:r>
-      <w:r>
-        <w:t xml:space="preserve">originale </w:t>
-      </w:r>
-      <w:r>
-        <w:t xml:space="preserve">corrisponde ad avere </w:t>
-      </w:r>
-      <w:r>
-        <w:t xml:space="preserve">prima di ogni MUT una breve descrizione su cosa fa quel metodo e degli esempi su come si comporta il metodo in base a determinati input. </w:t>
-      </w:r>
-      <w:r>
-        <w:t xml:space="preserve">Lo scenario S1 ha solo il codice del MUT senza avere né descrizione di cosa fa quel metodo ne esempi di coppie input output. </w:t>
-      </w:r>
-      <w:r>
-        <w:t>Lo scenario S2 contiene solo la descrizione del metodo per ogni MUT senza esempi di coppie input output. Infine lo scenario S3 contiene</w:t>
-      </w:r>
-      <w:r>
-        <w:t xml:space="preserve"> solo descrizione ed esempi per ogni MUT, senza avere l</w:t>
-      </w:r>
-      <w:r>
-        <w:t>’implementazione del metodo stesso.</w:t>
-      </w:r>
-      <w:r>
-        <w:br/>
-      </w:r>
-      <w:r>
-        <w:br/>
-        <w:t xml:space="preserve">Per la classe FTPFile invece sono state aggiunte solo degli esempi di input </w:t>
-      </w:r>
-      <w:proofErr w:type="spellStart"/>
-      <w:r>
-        <w:t>ouptut</w:t>
-      </w:r>
-      <w:proofErr w:type="spellEnd"/>
-      <w:r>
-        <w:t xml:space="preserve"> sui metodi più complessi.</w:t>
-      </w:r>
-      <w:r>
-        <w:br/>
-      </w:r>
-      <w:r>
-        <w:br/>
-        <w:t>Tutte le altre classi invece sono originali</w:t>
-      </w:r>
-      <w:r>
-        <w:t>, ovvero non hanno subito nessuna modifica.</w:t>
-      </w:r>
-    </w:p>
     <w:p/>
     <w:p/>
     <w:p/>
@@ -3774,109 +3466,112 @@
     <w:p/>
     <w:p>
       <w:r>
+        <w:t xml:space="preserve">I risultati riguardo a </w:t>
+      </w:r>
+      <w:proofErr w:type="spellStart"/>
+      <w:r>
+        <w:t>branch</w:t>
+      </w:r>
+      <w:proofErr w:type="spellEnd"/>
+      <w:r>
+        <w:t xml:space="preserve"> e line coverage risultano essere molto migliori anche rispetto a quelli </w:t>
+      </w:r>
+      <w:r>
+        <w:t xml:space="preserve">che abbiamo riscontrato nelle prove fatte con i dataset </w:t>
+      </w:r>
+      <w:proofErr w:type="spellStart"/>
+      <w:r>
+        <w:t>HumanEval</w:t>
+      </w:r>
+      <w:proofErr w:type="spellEnd"/>
+      <w:r>
+        <w:t xml:space="preserve"> e (soprattutto) SF110 nel work1. </w:t>
+      </w:r>
+      <w:r>
+        <w:t>Questo potrebbe essere sicuramente dovuto al fatto che comunque i progetti all’interno del dataset SF110 erano molto complessi anche rispetto a queste classi c</w:t>
+      </w:r>
+      <w:r>
+        <w:t xml:space="preserve">he ho valutato adesso, infatti i vari metodi testati dei progetti del dataset SF110 </w:t>
+      </w:r>
+      <w:r>
+        <w:t xml:space="preserve">hanno molte dipendenze esterne </w:t>
+      </w:r>
+      <w:r>
+        <w:t xml:space="preserve">e se non viene fornito un contesto sufficiente per capire </w:t>
+      </w:r>
+      <w:r>
+        <w:t xml:space="preserve">come i metodi interagiscono con altre parti della classe stessa o del progetto in generale, allora diventa molto difficile generare </w:t>
+      </w:r>
+      <w:r>
+        <w:t>casi di test completi e corretti per l’LLM</w:t>
+      </w:r>
+      <w:r>
+        <w:t>.</w:t>
+      </w:r>
+      <w:r>
+        <w:t xml:space="preserve"> A</w:t>
+      </w:r>
+      <w:r>
+        <w:t xml:space="preserve"> dimostrazione della complessità maggiore dei progetti e le classi di SF110 rispetto a work2 ci sono anche i risultati di </w:t>
+      </w:r>
+      <w:proofErr w:type="spellStart"/>
+      <w:r>
+        <w:t>E</w:t>
+      </w:r>
+      <w:r>
+        <w:t>vosuite</w:t>
+      </w:r>
+      <w:proofErr w:type="spellEnd"/>
+      <w:r>
+        <w:t xml:space="preserve"> che per il </w:t>
+      </w:r>
+      <w:r>
+        <w:t>dataset SF110 non raggiungono neanche il 30%, mentre per le classi appena valutate i risultati sono molto migliori.</w:t>
+      </w:r>
+      <w:r>
+        <w:t xml:space="preserve"> Inoltre un minimo potrebbe aver influito anche il modello diverso che ho usato per la generazione rispetto a quelli usati nel work1</w:t>
+      </w:r>
+      <w:r>
+        <w:t xml:space="preserve">, come già spiegato alcuni modelli del work1 sono oggi deprecati oppure comunque vecchi se si pensa alla rapida evoluzione che stanno avendo gli LLM, </w:t>
+      </w:r>
+      <w:r>
+        <w:t>perciò sicuramente</w:t>
+      </w:r>
+      <w:r>
+        <w:t xml:space="preserve"> ci sono dei modelli migliori, quindi l’uso di GPT</w:t>
+      </w:r>
+      <w:r>
+        <w:t>-</w:t>
+      </w:r>
+      <w:r>
+        <w:t>4</w:t>
+      </w:r>
+      <w:r>
+        <w:t>o</w:t>
+      </w:r>
+      <w:r>
+        <w:t xml:space="preserve"> invece di codex o GPT3.5 penso che un minimo abbia inciso</w:t>
+      </w:r>
+      <w:r>
+        <w:t xml:space="preserve"> sul risultato finale, perché nella gran parte dei casi i test generati per queste 5 classi risultano essere addirittura migliori dei test</w:t>
+      </w:r>
+      <w:r>
+        <w:t xml:space="preserve"> generati per il dataset di </w:t>
+      </w:r>
+      <w:proofErr w:type="spellStart"/>
+      <w:r>
+        <w:t>HumanEval</w:t>
+      </w:r>
+      <w:proofErr w:type="spellEnd"/>
+      <w:r>
+        <w:t xml:space="preserve"> dove avevamo</w:t>
+      </w:r>
+      <w:r>
+        <w:t xml:space="preserve"> classi semplici che descrivevano </w:t>
+      </w:r>
+      <w:r>
         <w:lastRenderedPageBreak/>
-        <w:t xml:space="preserve">I risultati riguardo a </w:t>
-      </w:r>
-      <w:proofErr w:type="spellStart"/>
-      <w:r>
-        <w:t>branch</w:t>
-      </w:r>
-      <w:proofErr w:type="spellEnd"/>
-      <w:r>
-        <w:t xml:space="preserve"> e line coverage risultano essere molto migliori anche rispetto a quelli </w:t>
-      </w:r>
-      <w:r>
-        <w:t xml:space="preserve">che abbiamo riscontrato nelle prove fatte con i dataset </w:t>
-      </w:r>
-      <w:proofErr w:type="spellStart"/>
-      <w:r>
-        <w:t>HumanEval</w:t>
-      </w:r>
-      <w:proofErr w:type="spellEnd"/>
-      <w:r>
-        <w:t xml:space="preserve"> e (soprattutto) SF110 nel work1. </w:t>
-      </w:r>
-      <w:r>
-        <w:t>Questo potrebbe essere sicuramente dovuto al fatto che comunque i progetti all’interno del dataset SF110 erano molto complessi anche rispetto a queste classi c</w:t>
-      </w:r>
-      <w:r>
-        <w:t xml:space="preserve">he ho valutato adesso, infatti i vari metodi testati dei progetti del dataset SF110 </w:t>
-      </w:r>
-      <w:r>
-        <w:t xml:space="preserve">hanno molte dipendenze esterne </w:t>
-      </w:r>
-      <w:r>
-        <w:t xml:space="preserve">e se non viene fornito un contesto sufficiente per capire </w:t>
-      </w:r>
-      <w:r>
-        <w:t xml:space="preserve">come i metodi interagiscono con altre parti della classe stessa o del progetto in generale, allora diventa molto difficile generare </w:t>
-      </w:r>
-      <w:r>
-        <w:t>casi di test completi e corretti per l’LLM</w:t>
-      </w:r>
-      <w:r>
-        <w:t>.</w:t>
-      </w:r>
-      <w:r>
-        <w:t xml:space="preserve"> A</w:t>
-      </w:r>
-      <w:r>
-        <w:t xml:space="preserve"> dimostrazione della complessità maggiore dei progetti e le classi di SF110 rispetto a work2 ci sono anche i risultati di </w:t>
-      </w:r>
-      <w:proofErr w:type="spellStart"/>
-      <w:r>
-        <w:t>E</w:t>
-      </w:r>
-      <w:r>
-        <w:t>vosuite</w:t>
-      </w:r>
-      <w:proofErr w:type="spellEnd"/>
-      <w:r>
-        <w:t xml:space="preserve"> che per il </w:t>
-      </w:r>
-      <w:r>
-        <w:t>dataset SF110 non raggiungono neanche il 30%, mentre per le classi appena valutate i risultati sono molto migliori.</w:t>
-      </w:r>
-      <w:r>
-        <w:t xml:space="preserve"> Inoltre un minimo potrebbe aver influito anche il modello diverso che ho usato per la generazione rispetto a quelli usati nel work1</w:t>
-      </w:r>
-      <w:r>
-        <w:t xml:space="preserve">, come già spiegato alcuni modelli del work1 sono oggi deprecati oppure comunque vecchi se si pensa alla rapida evoluzione che stanno avendo gli LLM, </w:t>
-      </w:r>
-      <w:r>
-        <w:t>perciò sicuramente</w:t>
-      </w:r>
-      <w:r>
-        <w:t xml:space="preserve"> ci sono dei modelli migliori, quindi l’uso di GPT</w:t>
-      </w:r>
-      <w:r>
-        <w:t>-</w:t>
-      </w:r>
-      <w:r>
-        <w:t>4</w:t>
-      </w:r>
-      <w:r>
-        <w:t>o</w:t>
-      </w:r>
-      <w:r>
-        <w:t xml:space="preserve"> invece di codex o GPT3.5 penso che un minimo abbia inciso</w:t>
-      </w:r>
-      <w:r>
-        <w:t xml:space="preserve"> sul risultato finale, perché nella gran parte dei casi i test generati per queste 5 classi risultano essere addirittura migliori dei test</w:t>
-      </w:r>
-      <w:r>
-        <w:t xml:space="preserve"> generati per il dataset di </w:t>
-      </w:r>
-      <w:proofErr w:type="spellStart"/>
-      <w:r>
-        <w:t>HumanEval</w:t>
-      </w:r>
-      <w:proofErr w:type="spellEnd"/>
-      <w:r>
-        <w:t xml:space="preserve"> dove avevamo</w:t>
-      </w:r>
-      <w:r>
-        <w:t xml:space="preserve"> classi semplici che descrivevano problemi comuni di programmazione (quindi in teoria la generazione per quelle classi sarebbe dovut</w:t>
+        <w:t>problemi comuni di programmazione (quindi in teoria la generazione per quelle classi sarebbe dovut</w:t>
       </w:r>
       <w:r>
         <w:t>a</w:t>
